--- a/3DRPGゲーム仕様書.docx
+++ b/3DRPGゲーム仕様書.docx
@@ -367,18 +367,7 @@
         <w:rPr>
           <w:rFonts w:hint="eastAsia"/>
         </w:rPr>
-        <w:t>最終ダメージ = 属性ダメージ＊乱数(｛運による値)｝%)</w:t>
-      </w:r>
-    </w:p>
-    <w:p>
-      <w:pPr>
-        <w:ind w:leftChars="400" w:left="840"/>
-      </w:pPr>
-      <w:r>
-        <w:rPr>
-          <w:rFonts w:hint="eastAsia"/>
-        </w:rPr>
-        <w:t>※運：81~121ぐらい？</w:t>
+        <w:t>最終ダメージ = 属性ダメージ＊乱数</w:t>
       </w:r>
     </w:p>
     <w:p>
@@ -445,18 +434,18 @@
         </w:numPr>
       </w:pPr>
       <w:r>
+        <w:t xml:space="preserve">SP上限（時間回復） </w:t>
+      </w:r>
+    </w:p>
+    <w:p>
+      <w:pPr>
+        <w:numPr>
+          <w:ilvl w:val="0"/>
+          <w:numId w:val="8"/>
+        </w:numPr>
+      </w:pPr>
+      <w:r>
         <w:lastRenderedPageBreak/>
-        <w:t xml:space="preserve">SP上限（時間回復） </w:t>
-      </w:r>
-    </w:p>
-    <w:p>
-      <w:pPr>
-        <w:numPr>
-          <w:ilvl w:val="0"/>
-          <w:numId w:val="8"/>
-        </w:numPr>
-      </w:pPr>
-      <w:r>
         <w:t xml:space="preserve">会心率（内部処理） </w:t>
       </w:r>
     </w:p>
@@ -879,7 +868,7 @@
     <w:p>
       <w:r>
         <w:pict w14:anchorId="703E7736">
-          <v:rect id="_x0000_i1033" style="width:0;height:1.5pt" o:hralign="center" o:hrstd="t" o:hr="t" fillcolor="#a0a0a0" stroked="f">
+          <v:rect id="_x0000_i1025" style="width:0;height:1.5pt" o:hralign="center" o:hrstd="t" o:hr="t" fillcolor="#a0a0a0" stroked="f">
             <v:textbox inset="5.85pt,.7pt,5.85pt,.7pt"/>
           </v:rect>
         </w:pict>
@@ -912,12 +901,12 @@
           <w:b/>
           <w:bCs/>
         </w:rPr>
+        <w:t>■ 舞台</w:t>
+      </w:r>
+    </w:p>
+    <w:p>
+      <w:r>
         <w:lastRenderedPageBreak/>
-        <w:t>■ 舞台</w:t>
-      </w:r>
-    </w:p>
-    <w:p>
-      <w:r>
         <w:t>海に囲まれた大陸</w:t>
       </w:r>
       <w:r>
@@ -1044,7 +1033,7 @@
     <w:p>
       <w:r>
         <w:pict w14:anchorId="27703FDD">
-          <v:rect id="_x0000_i1034" style="width:0;height:1.5pt" o:hralign="center" o:hrstd="t" o:hr="t" fillcolor="#a0a0a0" stroked="f">
+          <v:rect id="_x0000_i1026" style="width:0;height:1.5pt" o:hralign="center" o:hrstd="t" o:hr="t" fillcolor="#a0a0a0" stroked="f">
             <v:textbox inset="5.85pt,.7pt,5.85pt,.7pt"/>
           </v:rect>
         </w:pict>
@@ -1303,7 +1292,7 @@
     <w:p>
       <w:r>
         <w:pict w14:anchorId="184ED4D5">
-          <v:rect id="_x0000_i1035" style="width:0;height:1.5pt" o:hralign="center" o:hrstd="t" o:hr="t" fillcolor="#a0a0a0" stroked="f">
+          <v:rect id="_x0000_i1027" style="width:0;height:1.5pt" o:hralign="center" o:hrstd="t" o:hr="t" fillcolor="#a0a0a0" stroked="f">
             <v:textbox inset="5.85pt,.7pt,5.85pt,.7pt"/>
           </v:rect>
         </w:pict>
@@ -1336,18 +1325,18 @@
           <w:b/>
           <w:bCs/>
         </w:rPr>
+        <w:t>■ カイ（主人公）</w:t>
+      </w:r>
+    </w:p>
+    <w:p>
+      <w:pPr>
+        <w:numPr>
+          <w:ilvl w:val="0"/>
+          <w:numId w:val="18"/>
+        </w:numPr>
+      </w:pPr>
+      <w:r>
         <w:lastRenderedPageBreak/>
-        <w:t>■ カイ（主人公）</w:t>
-      </w:r>
-    </w:p>
-    <w:p>
-      <w:pPr>
-        <w:numPr>
-          <w:ilvl w:val="0"/>
-          <w:numId w:val="18"/>
-        </w:numPr>
-      </w:pPr>
-      <w:r>
         <w:t xml:space="preserve">武器：片手剣 </w:t>
       </w:r>
     </w:p>
@@ -1505,7 +1494,7 @@
     <w:p>
       <w:r>
         <w:pict w14:anchorId="2347B72A">
-          <v:rect id="_x0000_i1036" style="width:0;height:1.5pt" o:hralign="center" o:hrstd="t" o:hr="t" fillcolor="#a0a0a0" stroked="f">
+          <v:rect id="_x0000_i1028" style="width:0;height:1.5pt" o:hralign="center" o:hrstd="t" o:hr="t" fillcolor="#a0a0a0" stroked="f">
             <v:textbox inset="5.85pt,.7pt,5.85pt,.7pt"/>
           </v:rect>
         </w:pict>
@@ -1779,18 +1768,18 @@
         </w:numPr>
       </w:pPr>
       <w:r>
+        <w:t>アイテム使用処理</w:t>
+      </w:r>
+    </w:p>
+    <w:p>
+      <w:pPr>
+        <w:numPr>
+          <w:ilvl w:val="0"/>
+          <w:numId w:val="22"/>
+        </w:numPr>
+      </w:pPr>
+      <w:r>
         <w:lastRenderedPageBreak/>
-        <w:t>アイテム使用処理</w:t>
-      </w:r>
-    </w:p>
-    <w:p>
-      <w:pPr>
-        <w:numPr>
-          <w:ilvl w:val="0"/>
-          <w:numId w:val="22"/>
-        </w:numPr>
-      </w:pPr>
-      <w:r>
         <w:t xml:space="preserve">技スロット管理 </w:t>
       </w:r>
     </w:p>
@@ -1822,42 +1811,6 @@
     <w:p>
       <w:pPr>
         <w:numPr>
-          <w:ilvl w:val="0"/>
-          <w:numId w:val="22"/>
-        </w:numPr>
-      </w:pPr>
-      <w:r>
-        <w:t xml:space="preserve">武器効果適用処理 </w:t>
-      </w:r>
-    </w:p>
-    <w:p>
-      <w:pPr>
-        <w:numPr>
-          <w:ilvl w:val="0"/>
-          <w:numId w:val="22"/>
-        </w:numPr>
-      </w:pPr>
-      <w:r>
-        <w:t xml:space="preserve">武器強化システム </w:t>
-      </w:r>
-    </w:p>
-    <w:p>
-      <w:pPr>
-        <w:numPr>
-          <w:ilvl w:val="0"/>
-          <w:numId w:val="22"/>
-        </w:numPr>
-      </w:pPr>
-      <w:r>
-        <w:rPr>
-          <w:rFonts w:hint="eastAsia"/>
-        </w:rPr>
-        <w:t>敵</w:t>
-      </w:r>
-    </w:p>
-    <w:p>
-      <w:pPr>
-        <w:numPr>
           <w:ilvl w:val="1"/>
           <w:numId w:val="22"/>
         </w:numPr>
@@ -1866,7 +1819,32 @@
         <w:rPr>
           <w:rFonts w:hint="eastAsia"/>
         </w:rPr>
-        <w:t>移動</w:t>
+        <w:t>武器効果の表示、上から詰める？</w:t>
+      </w:r>
+    </w:p>
+    <w:p>
+      <w:pPr>
+        <w:numPr>
+          <w:ilvl w:val="0"/>
+          <w:numId w:val="22"/>
+        </w:numPr>
+      </w:pPr>
+      <w:r>
+        <w:t xml:space="preserve">武器効果適用処理  </w:t>
+      </w:r>
+    </w:p>
+    <w:p>
+      <w:pPr>
+        <w:numPr>
+          <w:ilvl w:val="0"/>
+          <w:numId w:val="22"/>
+        </w:numPr>
+      </w:pPr>
+      <w:r>
+        <w:rPr>
+          <w:rFonts w:hint="eastAsia"/>
+        </w:rPr>
+        <w:t>シナリオ管理</w:t>
       </w:r>
     </w:p>
     <w:p>
@@ -1880,7 +1858,265 @@
         <w:rPr>
           <w:rFonts w:hint="eastAsia"/>
         </w:rPr>
+        <w:t>イベントが発生したらシナリオを呼び出す</w:t>
+      </w:r>
+    </w:p>
+    <w:p>
+      <w:pPr>
+        <w:numPr>
+          <w:ilvl w:val="0"/>
+          <w:numId w:val="22"/>
+        </w:numPr>
+      </w:pPr>
+      <w:r>
+        <w:rPr>
+          <w:rFonts w:hint="eastAsia"/>
+        </w:rPr>
+        <w:t>店基本処理</w:t>
+      </w:r>
+    </w:p>
+    <w:p>
+      <w:pPr>
+        <w:numPr>
+          <w:ilvl w:val="1"/>
+          <w:numId w:val="22"/>
+        </w:numPr>
+      </w:pPr>
+      <w:r>
+        <w:rPr>
+          <w:rFonts w:hint="eastAsia"/>
+        </w:rPr>
+        <w:t>UI</w:t>
+      </w:r>
+    </w:p>
+    <w:p>
+      <w:pPr>
+        <w:numPr>
+          <w:ilvl w:val="2"/>
+          <w:numId w:val="22"/>
+        </w:numPr>
+      </w:pPr>
+      <w:r>
+        <w:rPr>
+          <w:rFonts w:hint="eastAsia"/>
+        </w:rPr>
+        <w:t>ボタンを複数表示(デザインに拘りなければLayoutGroup使う)</w:t>
+      </w:r>
+    </w:p>
+    <w:p>
+      <w:pPr>
+        <w:numPr>
+          <w:ilvl w:val="2"/>
+          <w:numId w:val="22"/>
+        </w:numPr>
+      </w:pPr>
+      <w:r>
+        <w:rPr>
+          <w:rFonts w:hint="eastAsia"/>
+        </w:rPr>
+        <w:t>スクロール（ScrollViewを使う？）</w:t>
+      </w:r>
+    </w:p>
+    <w:p>
+      <w:pPr>
+        <w:numPr>
+          <w:ilvl w:val="1"/>
+          <w:numId w:val="22"/>
+        </w:numPr>
+      </w:pPr>
+      <w:r>
+        <w:rPr>
+          <w:rFonts w:hint="eastAsia"/>
+        </w:rPr>
+        <w:t>ラインナップ管理</w:t>
+      </w:r>
+    </w:p>
+    <w:p>
+      <w:pPr>
+        <w:numPr>
+          <w:ilvl w:val="2"/>
+          <w:numId w:val="22"/>
+        </w:numPr>
+      </w:pPr>
+      <w:r>
+        <w:rPr>
+          <w:rFonts w:hint="eastAsia"/>
+        </w:rPr>
+        <w:t>商品と金額をまとめた構造体</w:t>
+      </w:r>
+    </w:p>
+    <w:p>
+      <w:pPr>
+        <w:numPr>
+          <w:ilvl w:val="2"/>
+          <w:numId w:val="22"/>
+        </w:numPr>
+      </w:pPr>
+      <w:r>
+        <w:rPr>
+          <w:rFonts w:hint="eastAsia"/>
+        </w:rPr>
+        <w:t>可変長のデータで保存（リストとか辞書とか）</w:t>
+      </w:r>
+    </w:p>
+    <w:p>
+      <w:pPr>
+        <w:numPr>
+          <w:ilvl w:val="1"/>
+          <w:numId w:val="22"/>
+        </w:numPr>
+      </w:pPr>
+      <w:r>
+        <w:rPr>
+          <w:rFonts w:hint="eastAsia"/>
+        </w:rPr>
+        <w:t>購入時のアイテム追加、支払</w:t>
+      </w:r>
+    </w:p>
+    <w:p>
+      <w:pPr>
+        <w:numPr>
+          <w:ilvl w:val="1"/>
+          <w:numId w:val="22"/>
+        </w:numPr>
+      </w:pPr>
+      <w:r>
+        <w:rPr>
+          <w:rFonts w:hint="eastAsia"/>
+        </w:rPr>
+        <w:t>料金を払えない場合に購入できないようにする</w:t>
+      </w:r>
+    </w:p>
+    <w:p>
+      <w:pPr>
+        <w:numPr>
+          <w:ilvl w:val="2"/>
+          <w:numId w:val="22"/>
+        </w:numPr>
+      </w:pPr>
+      <w:r>
+        <w:rPr>
+          <w:rFonts w:hint="eastAsia"/>
+        </w:rPr>
+        <w:t>ボタンを黒＆押しても反応しない。</w:t>
+      </w:r>
+    </w:p>
+    <w:p>
+      <w:pPr>
+        <w:numPr>
+          <w:ilvl w:val="0"/>
+          <w:numId w:val="22"/>
+        </w:numPr>
+      </w:pPr>
+      <w:r>
+        <w:rPr>
+          <w:rFonts w:hint="eastAsia"/>
+        </w:rPr>
+        <w:t>敵</w:t>
+      </w:r>
+    </w:p>
+    <w:p>
+      <w:pPr>
+        <w:numPr>
+          <w:ilvl w:val="1"/>
+          <w:numId w:val="22"/>
+        </w:numPr>
+      </w:pPr>
+      <w:r>
+        <w:rPr>
+          <w:rFonts w:hint="eastAsia"/>
+        </w:rPr>
+        <w:t>移動</w:t>
+      </w:r>
+    </w:p>
+    <w:p>
+      <w:pPr>
+        <w:numPr>
+          <w:ilvl w:val="2"/>
+          <w:numId w:val="22"/>
+        </w:numPr>
+      </w:pPr>
+      <w:r>
+        <w:rPr>
+          <w:rFonts w:hint="eastAsia"/>
+        </w:rPr>
+        <w:t>攻撃範囲に入ったら停止。</w:t>
+      </w:r>
+      <w:r>
+        <w:rPr>
+          <w:rFonts w:hint="eastAsia"/>
+        </w:rPr>
+        <w:t>（関数で範囲内判定を行う。）</w:t>
+      </w:r>
+    </w:p>
+    <w:p>
+      <w:pPr>
+        <w:numPr>
+          <w:ilvl w:val="2"/>
+          <w:numId w:val="22"/>
+        </w:numPr>
+      </w:pPr>
+      <w:r>
+        <w:rPr>
+          <w:rFonts w:hint="eastAsia"/>
+        </w:rPr>
+        <w:t>障害物を迂回できるようにしたいが、いったん保留。</w:t>
+      </w:r>
+    </w:p>
+    <w:p>
+      <w:pPr>
+        <w:numPr>
+          <w:ilvl w:val="1"/>
+          <w:numId w:val="22"/>
+        </w:numPr>
+      </w:pPr>
+      <w:r>
+        <w:rPr>
+          <w:rFonts w:hint="eastAsia"/>
+        </w:rPr>
         <w:t>攻撃</w:t>
+      </w:r>
+    </w:p>
+    <w:p>
+      <w:pPr>
+        <w:numPr>
+          <w:ilvl w:val="2"/>
+          <w:numId w:val="22"/>
+        </w:numPr>
+      </w:pPr>
+      <w:r>
+        <w:rPr>
+          <w:rFonts w:hint="eastAsia"/>
+        </w:rPr>
+        <w:t>技を呼び出す方式。</w:t>
+      </w:r>
+    </w:p>
+    <w:p>
+      <w:pPr>
+        <w:numPr>
+          <w:ilvl w:val="0"/>
+          <w:numId w:val="22"/>
+        </w:numPr>
+      </w:pPr>
+      <w:r>
+        <w:rPr>
+          <w:rFonts w:hint="eastAsia"/>
+        </w:rPr>
+        <w:t>総合プレイヤーステータスの計算(Statusクラス)</w:t>
+      </w:r>
+    </w:p>
+    <w:p>
+      <w:pPr>
+        <w:numPr>
+          <w:ilvl w:val="1"/>
+          <w:numId w:val="22"/>
+        </w:numPr>
+      </w:pPr>
+      <w:r>
+        <w:rPr>
+          <w:rFonts w:hint="eastAsia"/>
+        </w:rPr>
+        <w:t>プレイヤーを引数に指定。そのプレイヤーの基礎ステータス、装備、バフを総合したステータスを返す。</w:t>
       </w:r>
     </w:p>
     <w:p>
@@ -1958,6 +2194,17 @@
         </w:numPr>
       </w:pPr>
       <w:r>
+        <w:t>武器強化システム</w:t>
+      </w:r>
+    </w:p>
+    <w:p>
+      <w:pPr>
+        <w:numPr>
+          <w:ilvl w:val="0"/>
+          <w:numId w:val="24"/>
+        </w:numPr>
+      </w:pPr>
+      <w:r>
         <w:t xml:space="preserve">報酬処理 </w:t>
       </w:r>
     </w:p>
@@ -2006,6 +2253,7 @@
         </w:numPr>
       </w:pPr>
       <w:r>
+        <w:lastRenderedPageBreak/>
         <w:t xml:space="preserve">マップ破壊演出 </w:t>
       </w:r>
     </w:p>
@@ -4975,7 +5223,7 @@
         <w:sz w:val="20"/>
       </w:rPr>
     </w:lvl>
-    <w:lvl w:ilvl="2" w:tentative="1">
+    <w:lvl w:ilvl="2">
       <w:start w:val="1"/>
       <w:numFmt w:val="bullet"/>
       <w:lvlText w:val=""/>

--- a/3DRPGゲーム仕様書.docx
+++ b/3DRPGゲーム仕様書.docx
@@ -1819,7 +1819,19 @@
         <w:rPr>
           <w:rFonts w:hint="eastAsia"/>
         </w:rPr>
-        <w:t>武器効果の表示、上から詰める？</w:t>
+        <w:t>武器効果の表示、</w:t>
+      </w:r>
+      <w:r>
+        <w:rPr>
+          <w:rFonts w:hint="eastAsia"/>
+        </w:rPr>
+        <w:t>上に</w:t>
+      </w:r>
+      <w:r>
+        <w:rPr>
+          <w:rFonts w:hint="eastAsia"/>
+        </w:rPr>
+        <w:t>詰める？</w:t>
       </w:r>
     </w:p>
     <w:p>
@@ -1900,7 +1912,21 @@
         <w:rPr>
           <w:rFonts w:hint="eastAsia"/>
         </w:rPr>
-        <w:t>ボタンを複数表示(デザインに拘りなければLayoutGroup使う)</w:t>
+        <w:t>ボタンを複数表示(デザインに拘りなければ</w:t>
+      </w:r>
+      <w:proofErr w:type="spellStart"/>
+      <w:r>
+        <w:rPr>
+          <w:rFonts w:hint="eastAsia"/>
+        </w:rPr>
+        <w:t>LayoutGroup</w:t>
+      </w:r>
+      <w:proofErr w:type="spellEnd"/>
+      <w:r>
+        <w:rPr>
+          <w:rFonts w:hint="eastAsia"/>
+        </w:rPr>
+        <w:t>使う)</w:t>
       </w:r>
     </w:p>
     <w:p>
@@ -1914,7 +1940,21 @@
         <w:rPr>
           <w:rFonts w:hint="eastAsia"/>
         </w:rPr>
-        <w:t>スクロール（ScrollViewを使う？）</w:t>
+        <w:t>スクロール（</w:t>
+      </w:r>
+      <w:proofErr w:type="spellStart"/>
+      <w:r>
+        <w:rPr>
+          <w:rFonts w:hint="eastAsia"/>
+        </w:rPr>
+        <w:t>ScrollView</w:t>
+      </w:r>
+      <w:proofErr w:type="spellEnd"/>
+      <w:r>
+        <w:rPr>
+          <w:rFonts w:hint="eastAsia"/>
+        </w:rPr>
+        <w:t>を使う？）</w:t>
       </w:r>
     </w:p>
     <w:p>

--- a/3DRPGゲーム仕様書.docx
+++ b/3DRPGゲーム仕様書.docx
@@ -1876,20 +1876,6 @@
     <w:p>
       <w:pPr>
         <w:numPr>
-          <w:ilvl w:val="0"/>
-          <w:numId w:val="22"/>
-        </w:numPr>
-      </w:pPr>
-      <w:r>
-        <w:rPr>
-          <w:rFonts w:hint="eastAsia"/>
-        </w:rPr>
-        <w:t>店基本処理</w:t>
-      </w:r>
-    </w:p>
-    <w:p>
-      <w:pPr>
-        <w:numPr>
           <w:ilvl w:val="1"/>
           <w:numId w:val="22"/>
         </w:numPr>
@@ -1898,7 +1884,7 @@
         <w:rPr>
           <w:rFonts w:hint="eastAsia"/>
         </w:rPr>
-        <w:t>UI</w:t>
+        <w:t>イベントは以下を想定</w:t>
       </w:r>
     </w:p>
     <w:p>
@@ -1912,21 +1898,7 @@
         <w:rPr>
           <w:rFonts w:hint="eastAsia"/>
         </w:rPr>
-        <w:t>ボタンを複数表示(デザインに拘りなければ</w:t>
-      </w:r>
-      <w:proofErr w:type="spellStart"/>
-      <w:r>
-        <w:rPr>
-          <w:rFonts w:hint="eastAsia"/>
-        </w:rPr>
-        <w:t>LayoutGroup</w:t>
-      </w:r>
-      <w:proofErr w:type="spellEnd"/>
-      <w:r>
-        <w:rPr>
-          <w:rFonts w:hint="eastAsia"/>
-        </w:rPr>
-        <w:t>使う)</w:t>
+        <w:t>戦前</w:t>
       </w:r>
     </w:p>
     <w:p>
@@ -1940,21 +1912,7 @@
         <w:rPr>
           <w:rFonts w:hint="eastAsia"/>
         </w:rPr>
-        <w:t>スクロール（</w:t>
-      </w:r>
-      <w:proofErr w:type="spellStart"/>
-      <w:r>
-        <w:rPr>
-          <w:rFonts w:hint="eastAsia"/>
-        </w:rPr>
-        <w:t>ScrollView</w:t>
-      </w:r>
-      <w:proofErr w:type="spellEnd"/>
-      <w:r>
-        <w:rPr>
-          <w:rFonts w:hint="eastAsia"/>
-        </w:rPr>
-        <w:t>を使う？）</w:t>
+        <w:t>ボス戦後</w:t>
       </w:r>
     </w:p>
     <w:p>
@@ -1968,7 +1926,49 @@
         <w:rPr>
           <w:rFonts w:hint="eastAsia"/>
         </w:rPr>
-        <w:t>ラインナップ管理</w:t>
+        <w:t>画面遷移（ちゃんとしたストーリー）</w:t>
+      </w:r>
+    </w:p>
+    <w:p>
+      <w:pPr>
+        <w:numPr>
+          <w:ilvl w:val="1"/>
+          <w:numId w:val="22"/>
+        </w:numPr>
+      </w:pPr>
+      <w:r>
+        <w:rPr>
+          <w:rFonts w:hint="eastAsia"/>
+        </w:rPr>
+        <w:t>画面上部で吹き出しによる会話（簡単な会話）</w:t>
+      </w:r>
+    </w:p>
+    <w:p>
+      <w:pPr>
+        <w:numPr>
+          <w:ilvl w:val="0"/>
+          <w:numId w:val="22"/>
+        </w:numPr>
+      </w:pPr>
+      <w:r>
+        <w:rPr>
+          <w:rFonts w:hint="eastAsia"/>
+        </w:rPr>
+        <w:t>店基本処理</w:t>
+      </w:r>
+    </w:p>
+    <w:p>
+      <w:pPr>
+        <w:numPr>
+          <w:ilvl w:val="1"/>
+          <w:numId w:val="22"/>
+        </w:numPr>
+      </w:pPr>
+      <w:r>
+        <w:rPr>
+          <w:rFonts w:hint="eastAsia"/>
+        </w:rPr>
+        <w:t>UI</w:t>
       </w:r>
     </w:p>
     <w:p>
@@ -1982,7 +1982,21 @@
         <w:rPr>
           <w:rFonts w:hint="eastAsia"/>
         </w:rPr>
-        <w:t>商品と金額をまとめた構造体</w:t>
+        <w:t>ボタンを複数表示(デザインに拘りなければ</w:t>
+      </w:r>
+      <w:proofErr w:type="spellStart"/>
+      <w:r>
+        <w:rPr>
+          <w:rFonts w:hint="eastAsia"/>
+        </w:rPr>
+        <w:t>LayoutGroup</w:t>
+      </w:r>
+      <w:proofErr w:type="spellEnd"/>
+      <w:r>
+        <w:rPr>
+          <w:rFonts w:hint="eastAsia"/>
+        </w:rPr>
+        <w:t>使う)</w:t>
       </w:r>
     </w:p>
     <w:p>
@@ -1996,7 +2010,21 @@
         <w:rPr>
           <w:rFonts w:hint="eastAsia"/>
         </w:rPr>
-        <w:t>可変長のデータで保存（リストとか辞書とか）</w:t>
+        <w:t>スクロール（</w:t>
+      </w:r>
+      <w:proofErr w:type="spellStart"/>
+      <w:r>
+        <w:rPr>
+          <w:rFonts w:hint="eastAsia"/>
+        </w:rPr>
+        <w:t>ScrollView</w:t>
+      </w:r>
+      <w:proofErr w:type="spellEnd"/>
+      <w:r>
+        <w:rPr>
+          <w:rFonts w:hint="eastAsia"/>
+        </w:rPr>
+        <w:t>を使う？）</w:t>
       </w:r>
     </w:p>
     <w:p>
@@ -2010,7 +2038,35 @@
         <w:rPr>
           <w:rFonts w:hint="eastAsia"/>
         </w:rPr>
-        <w:t>購入時のアイテム追加、支払</w:t>
+        <w:t>ラインナップ管理</w:t>
+      </w:r>
+    </w:p>
+    <w:p>
+      <w:pPr>
+        <w:numPr>
+          <w:ilvl w:val="2"/>
+          <w:numId w:val="22"/>
+        </w:numPr>
+      </w:pPr>
+      <w:r>
+        <w:rPr>
+          <w:rFonts w:hint="eastAsia"/>
+        </w:rPr>
+        <w:t>商品と金額をまとめた構造体</w:t>
+      </w:r>
+    </w:p>
+    <w:p>
+      <w:pPr>
+        <w:numPr>
+          <w:ilvl w:val="2"/>
+          <w:numId w:val="22"/>
+        </w:numPr>
+      </w:pPr>
+      <w:r>
+        <w:rPr>
+          <w:rFonts w:hint="eastAsia"/>
+        </w:rPr>
+        <w:t>可変長のデータで保存（リストとか辞書とか）</w:t>
       </w:r>
     </w:p>
     <w:p>
@@ -2024,6 +2080,20 @@
         <w:rPr>
           <w:rFonts w:hint="eastAsia"/>
         </w:rPr>
+        <w:t>購入時のアイテム追加、支払</w:t>
+      </w:r>
+    </w:p>
+    <w:p>
+      <w:pPr>
+        <w:numPr>
+          <w:ilvl w:val="1"/>
+          <w:numId w:val="22"/>
+        </w:numPr>
+      </w:pPr>
+      <w:r>
+        <w:rPr>
+          <w:rFonts w:hint="eastAsia"/>
+        </w:rPr>
         <w:t>料金を払えない場合に購入できないようにする</w:t>
       </w:r>
     </w:p>
@@ -2080,13 +2150,7 @@
         <w:rPr>
           <w:rFonts w:hint="eastAsia"/>
         </w:rPr>
-        <w:t>攻撃範囲に入ったら停止。</w:t>
-      </w:r>
-      <w:r>
-        <w:rPr>
-          <w:rFonts w:hint="eastAsia"/>
-        </w:rPr>
-        <w:t>（関数で範囲内判定を行う。）</w:t>
+        <w:t>攻撃範囲に入ったら停止。（関数で範囲内判定を行う。）</w:t>
       </w:r>
     </w:p>
     <w:p>
@@ -2151,6 +2215,9 @@
           <w:ilvl w:val="1"/>
           <w:numId w:val="22"/>
         </w:numPr>
+        <w:rPr>
+          <w:rFonts w:hint="eastAsia"/>
+        </w:rPr>
       </w:pPr>
       <w:r>
         <w:rPr>
@@ -2158,6 +2225,139 @@
         </w:rPr>
         <w:t>プレイヤーを引数に指定。そのプレイヤーの基礎ステータス、装備、バフを総合したステータスを返す。</w:t>
       </w:r>
+    </w:p>
+    <w:p>
+      <w:pPr>
+        <w:ind w:left="1440"/>
+        <w:rPr>
+          <w:rFonts w:hint="eastAsia"/>
+        </w:rPr>
+      </w:pPr>
+      <w:r>
+        <w:rPr>
+          <w:rFonts w:hint="eastAsia"/>
+        </w:rPr>
+        <w:t>※バフは実装してから。</w:t>
+      </w:r>
+    </w:p>
+    <w:p>
+      <w:pPr>
+        <w:numPr>
+          <w:ilvl w:val="0"/>
+          <w:numId w:val="22"/>
+        </w:numPr>
+      </w:pPr>
+      <w:r>
+        <w:rPr>
+          <w:rFonts w:hint="eastAsia"/>
+        </w:rPr>
+        <w:t>メニュー（？）</w:t>
+      </w:r>
+    </w:p>
+    <w:p>
+      <w:pPr>
+        <w:numPr>
+          <w:ilvl w:val="1"/>
+          <w:numId w:val="22"/>
+        </w:numPr>
+      </w:pPr>
+      <w:r>
+        <w:rPr>
+          <w:rFonts w:hint="eastAsia"/>
+        </w:rPr>
+        <w:t>インベントリとか、クエスト管理とかができるメニューを作りたい。</w:t>
+      </w:r>
+    </w:p>
+    <w:p>
+      <w:pPr>
+        <w:numPr>
+          <w:ilvl w:val="1"/>
+          <w:numId w:val="22"/>
+        </w:numPr>
+      </w:pPr>
+      <w:r>
+        <w:rPr>
+          <w:rFonts w:hint="eastAsia"/>
+        </w:rPr>
+        <w:t>現在欲しい機能は以下。</w:t>
+      </w:r>
+    </w:p>
+    <w:p>
+      <w:pPr>
+        <w:numPr>
+          <w:ilvl w:val="2"/>
+          <w:numId w:val="22"/>
+        </w:numPr>
+      </w:pPr>
+      <w:r>
+        <w:rPr>
+          <w:rFonts w:hint="eastAsia"/>
+        </w:rPr>
+        <w:t>ボタン</w:t>
+      </w:r>
+      <w:r>
+        <w:rPr>
+          <w:rFonts w:hint="eastAsia"/>
+        </w:rPr>
+        <w:t>、ないしキー</w:t>
+      </w:r>
+      <w:r>
+        <w:rPr>
+          <w:rFonts w:hint="eastAsia"/>
+        </w:rPr>
+        <w:t>を押すとUIが表示される。</w:t>
+      </w:r>
+    </w:p>
+    <w:p>
+      <w:pPr>
+        <w:numPr>
+          <w:ilvl w:val="2"/>
+          <w:numId w:val="22"/>
+        </w:numPr>
+      </w:pPr>
+      <w:r>
+        <w:rPr>
+          <w:rFonts w:hint="eastAsia"/>
+        </w:rPr>
+        <w:lastRenderedPageBreak/>
+        <w:t>以下のボタン</w:t>
+      </w:r>
+    </w:p>
+    <w:p>
+      <w:pPr>
+        <w:numPr>
+          <w:ilvl w:val="3"/>
+          <w:numId w:val="22"/>
+        </w:numPr>
+      </w:pPr>
+      <w:r>
+        <w:rPr>
+          <w:rFonts w:hint="eastAsia"/>
+        </w:rPr>
+        <w:t>インベントリ遷移ボタン</w:t>
+      </w:r>
+    </w:p>
+    <w:p>
+      <w:pPr>
+        <w:numPr>
+          <w:ilvl w:val="3"/>
+          <w:numId w:val="22"/>
+        </w:numPr>
+      </w:pPr>
+      <w:r>
+        <w:rPr>
+          <w:rFonts w:hint="eastAsia"/>
+        </w:rPr>
+        <w:t>戻る</w:t>
+      </w:r>
+    </w:p>
+    <w:p>
+      <w:pPr>
+        <w:numPr>
+          <w:ilvl w:val="0"/>
+          <w:numId w:val="22"/>
+        </w:numPr>
+      </w:pPr>
     </w:p>
     <w:p>
       <w:pPr>
@@ -2293,7 +2493,6 @@
         </w:numPr>
       </w:pPr>
       <w:r>
-        <w:lastRenderedPageBreak/>
         <w:t xml:space="preserve">マップ破壊演出 </w:t>
       </w:r>
     </w:p>
@@ -5279,7 +5478,7 @@
         <w:sz w:val="20"/>
       </w:rPr>
     </w:lvl>
-    <w:lvl w:ilvl="3" w:tentative="1">
+    <w:lvl w:ilvl="3">
       <w:start w:val="1"/>
       <w:numFmt w:val="bullet"/>
       <w:lvlText w:val=""/>

--- a/3DRPGゲーム仕様書.docx
+++ b/3DRPGゲーム仕様書.docx
@@ -12,6 +12,28 @@
     </w:p>
     <w:p>
       <w:pPr>
+        <w:pStyle w:val="a3"/>
+      </w:pPr>
+      <w:r>
+        <w:t>ゲーム仕様書</w:t>
+      </w:r>
+    </w:p>
+    <w:p>
+      <w:pPr>
+        <w:pStyle w:val="a5"/>
+        <w:rPr>
+          <w:rFonts w:hint="eastAsia"/>
+        </w:rPr>
+      </w:pPr>
+      <w:r>
+        <w:rPr>
+          <w:rFonts w:hint="eastAsia"/>
+        </w:rPr>
+        <w:t>5/27更新</w:t>
+      </w:r>
+    </w:p>
+    <w:p>
+      <w:pPr>
         <w:rPr>
           <w:b/>
           <w:bCs/>
@@ -22,7 +44,7 @@
           <w:b/>
           <w:bCs/>
         </w:rPr>
-        <w:t>ゲーム仕様書</w:t>
+        <w:t>#基本仕様</w:t>
       </w:r>
     </w:p>
     <w:p>
@@ -37,7 +59,12 @@
           <w:b/>
           <w:bCs/>
         </w:rPr>
-        <w:t>#基本仕様</w:t>
+        <w:t>■ ジャンル</w:t>
+      </w:r>
+    </w:p>
+    <w:p>
+      <w:r>
+        <w:t>3DアクションRPG（ハーフオープンワールド）</w:t>
       </w:r>
     </w:p>
     <w:p>
@@ -52,12 +79,12 @@
           <w:b/>
           <w:bCs/>
         </w:rPr>
-        <w:t>■ ジャンル</w:t>
-      </w:r>
-    </w:p>
-    <w:p>
-      <w:r>
-        <w:t>3DアクションRPG（ハーフオープンワールド）</w:t>
+        <w:t>■ 想定プレイ時間</w:t>
+      </w:r>
+    </w:p>
+    <w:p>
+      <w:r>
+        <w:t>6〜7時間（マルチエンディング前提）</w:t>
       </w:r>
     </w:p>
     <w:p>
@@ -72,12 +99,40 @@
           <w:b/>
           <w:bCs/>
         </w:rPr>
-        <w:t>■ 想定プレイ時間</w:t>
-      </w:r>
-    </w:p>
-    <w:p>
-      <w:r>
-        <w:t>6〜7時間（マルチエンディング前提）</w:t>
+        <w:t>■ フィールド構造</w:t>
+      </w:r>
+    </w:p>
+    <w:p>
+      <w:pPr>
+        <w:numPr>
+          <w:ilvl w:val="0"/>
+          <w:numId w:val="6"/>
+        </w:numPr>
+      </w:pPr>
+      <w:r>
+        <w:t xml:space="preserve">エリア区分型ハーフオープンワールド </w:t>
+      </w:r>
+    </w:p>
+    <w:p>
+      <w:pPr>
+        <w:numPr>
+          <w:ilvl w:val="0"/>
+          <w:numId w:val="6"/>
+        </w:numPr>
+      </w:pPr>
+      <w:r>
+        <w:t xml:space="preserve">各エリア入口でマップ切替 </w:t>
+      </w:r>
+    </w:p>
+    <w:p>
+      <w:pPr>
+        <w:numPr>
+          <w:ilvl w:val="0"/>
+          <w:numId w:val="6"/>
+        </w:numPr>
+      </w:pPr>
+      <w:r>
+        <w:t xml:space="preserve">城下町を拠点としダンジョン進行 </w:t>
       </w:r>
     </w:p>
     <w:p>
@@ -92,55 +147,71 @@
           <w:b/>
           <w:bCs/>
         </w:rPr>
-        <w:t>■ フィールド構造</w:t>
-      </w:r>
-    </w:p>
-    <w:p>
-      <w:pPr>
-        <w:numPr>
-          <w:ilvl w:val="0"/>
-          <w:numId w:val="6"/>
-        </w:numPr>
-      </w:pPr>
-      <w:r>
-        <w:t xml:space="preserve">エリア区分型ハーフオープンワールド </w:t>
-      </w:r>
-    </w:p>
-    <w:p>
-      <w:pPr>
-        <w:numPr>
-          <w:ilvl w:val="0"/>
-          <w:numId w:val="6"/>
-        </w:numPr>
-      </w:pPr>
-      <w:r>
-        <w:t xml:space="preserve">各エリア入口でマップ切替 </w:t>
-      </w:r>
-    </w:p>
-    <w:p>
-      <w:pPr>
-        <w:numPr>
-          <w:ilvl w:val="0"/>
-          <w:numId w:val="6"/>
-        </w:numPr>
-      </w:pPr>
-      <w:r>
-        <w:t xml:space="preserve">城下町を拠点としダンジョン進行 </w:t>
-      </w:r>
-    </w:p>
-    <w:p>
-      <w:pPr>
+        <w:t>■ 戦闘システム</w:t>
+      </w:r>
+    </w:p>
+    <w:p>
+      <w:pPr>
+        <w:numPr>
+          <w:ilvl w:val="0"/>
+          <w:numId w:val="7"/>
+        </w:numPr>
+      </w:pPr>
+      <w:r>
+        <w:t xml:space="preserve">4ボタン構成 </w:t>
+      </w:r>
+    </w:p>
+    <w:p>
+      <w:pPr>
+        <w:numPr>
+          <w:ilvl w:val="0"/>
+          <w:numId w:val="7"/>
+        </w:numPr>
+      </w:pPr>
+      <w:r>
+        <w:t xml:space="preserve">技の組み替え可能 </w:t>
+      </w:r>
+    </w:p>
+    <w:p>
+      <w:pPr>
+        <w:numPr>
+          <w:ilvl w:val="0"/>
+          <w:numId w:val="7"/>
+        </w:numPr>
+      </w:pPr>
+      <w:r>
+        <w:t xml:space="preserve">長押しで技強化（2段階想定） </w:t>
+      </w:r>
+    </w:p>
+    <w:p>
+      <w:pPr>
+        <w:numPr>
+          <w:ilvl w:val="0"/>
+          <w:numId w:val="7"/>
+        </w:numPr>
+      </w:pPr>
+      <w:r>
+        <w:rPr>
+          <w:rFonts w:hint="eastAsia"/>
+        </w:rPr>
+        <w:t>スキル使用時にSP消費</w:t>
+      </w:r>
+    </w:p>
+    <w:p>
+      <w:r>
         <w:rPr>
           <w:b/>
           <w:bCs/>
         </w:rPr>
-      </w:pPr>
-      <w:r>
-        <w:rPr>
+        <w:t>■</w:t>
+      </w:r>
+      <w:r>
+        <w:rPr>
+          <w:rFonts w:hint="eastAsia"/>
           <w:b/>
           <w:bCs/>
         </w:rPr>
-        <w:t>■ 戦闘システム</w:t>
+        <w:t xml:space="preserve"> 技種類</w:t>
       </w:r>
     </w:p>
     <w:p>
@@ -151,18 +222,18 @@
         </w:numPr>
       </w:pPr>
       <w:r>
-        <w:t xml:space="preserve">4ボタン構成 </w:t>
-      </w:r>
-    </w:p>
-    <w:p>
-      <w:pPr>
-        <w:numPr>
-          <w:ilvl w:val="0"/>
+        <w:t xml:space="preserve">回避行動：座標移動＋短時間無敵 </w:t>
+      </w:r>
+    </w:p>
+    <w:p>
+      <w:pPr>
+        <w:numPr>
+          <w:ilvl w:val="1"/>
           <w:numId w:val="7"/>
         </w:numPr>
       </w:pPr>
       <w:r>
-        <w:t xml:space="preserve">技の組み替え可能 </w:t>
+        <w:t xml:space="preserve">（検討）ジャスト回避 </w:t>
       </w:r>
     </w:p>
     <w:p>
@@ -173,7 +244,10 @@
         </w:numPr>
       </w:pPr>
       <w:r>
-        <w:t xml:space="preserve">長押しで技強化（2段階想定） </w:t>
+        <w:rPr>
+          <w:rFonts w:hint="eastAsia"/>
+        </w:rPr>
+        <w:t>近接攻撃</w:t>
       </w:r>
     </w:p>
     <w:p>
@@ -187,88 +261,128 @@
         <w:rPr>
           <w:rFonts w:hint="eastAsia"/>
         </w:rPr>
-        <w:t>スキル使用時にSP消費</w:t>
-      </w:r>
-    </w:p>
-    <w:p>
-      <w:r>
+        <w:t>魔法</w:t>
+      </w:r>
+    </w:p>
+    <w:p>
+      <w:pPr>
+        <w:numPr>
+          <w:ilvl w:val="0"/>
+          <w:numId w:val="7"/>
+        </w:numPr>
+      </w:pPr>
+      <w:r>
+        <w:rPr>
+          <w:rFonts w:hint="eastAsia"/>
+        </w:rPr>
+        <w:t>ヴィルナ、カイに技互換有。</w:t>
+      </w:r>
+    </w:p>
+    <w:p>
+      <w:pPr>
         <w:rPr>
           <w:b/>
           <w:bCs/>
         </w:rPr>
-        <w:t>■</w:t>
-      </w:r>
-      <w:r>
-        <w:rPr>
-          <w:rFonts w:hint="eastAsia"/>
+      </w:pPr>
+      <w:r>
+        <w:rPr>
           <w:b/>
           <w:bCs/>
         </w:rPr>
-        <w:t xml:space="preserve"> 技種類</w:t>
-      </w:r>
-    </w:p>
-    <w:p>
-      <w:pPr>
-        <w:numPr>
-          <w:ilvl w:val="0"/>
-          <w:numId w:val="7"/>
-        </w:numPr>
-      </w:pPr>
-      <w:r>
-        <w:t xml:space="preserve">回避行動：座標移動＋短時間無敵 </w:t>
-      </w:r>
-    </w:p>
-    <w:p>
-      <w:pPr>
-        <w:numPr>
-          <w:ilvl w:val="1"/>
-          <w:numId w:val="7"/>
-        </w:numPr>
-      </w:pPr>
-      <w:r>
-        <w:t xml:space="preserve">（検討）ジャスト回避 </w:t>
-      </w:r>
-    </w:p>
-    <w:p>
-      <w:pPr>
-        <w:numPr>
-          <w:ilvl w:val="0"/>
-          <w:numId w:val="7"/>
-        </w:numPr>
-      </w:pPr>
-      <w:r>
-        <w:rPr>
-          <w:rFonts w:hint="eastAsia"/>
-        </w:rPr>
-        <w:t>近接攻撃</w:t>
-      </w:r>
-    </w:p>
-    <w:p>
-      <w:pPr>
-        <w:numPr>
-          <w:ilvl w:val="0"/>
-          <w:numId w:val="7"/>
-        </w:numPr>
-      </w:pPr>
-      <w:r>
-        <w:rPr>
-          <w:rFonts w:hint="eastAsia"/>
-        </w:rPr>
-        <w:t>魔法</w:t>
-      </w:r>
-    </w:p>
-    <w:p>
-      <w:pPr>
-        <w:numPr>
-          <w:ilvl w:val="0"/>
-          <w:numId w:val="7"/>
-        </w:numPr>
-      </w:pPr>
-      <w:r>
-        <w:rPr>
-          <w:rFonts w:hint="eastAsia"/>
-        </w:rPr>
-        <w:t>ヴィルナ、カイに技互換有。</w:t>
+        <w:t>■ ダメージ計算（暫定）</w:t>
+      </w:r>
+    </w:p>
+    <w:p>
+      <w:r>
+        <w:rPr>
+          <w:rFonts w:hint="eastAsia"/>
+        </w:rPr>
+        <w:t>・基本計算</w:t>
+      </w:r>
+    </w:p>
+    <w:p>
+      <w:pPr>
+        <w:ind w:leftChars="400" w:left="840"/>
+      </w:pPr>
+      <w:r>
+        <w:rPr>
+          <w:rFonts w:hint="eastAsia"/>
+        </w:rPr>
+        <w:t>純粋</w:t>
+      </w:r>
+      <w:r>
+        <w:t xml:space="preserve">ダメージ = </w:t>
+      </w:r>
+      <w:r>
+        <w:rPr>
+          <w:rFonts w:hint="eastAsia"/>
+        </w:rPr>
+        <w:t>（キャラ攻撃力＋武器攻撃力）</w:t>
+      </w:r>
+      <w:r>
+        <w:t xml:space="preserve"> × 技係数</w:t>
+      </w:r>
+    </w:p>
+    <w:p>
+      <w:pPr>
+        <w:ind w:leftChars="400" w:left="840"/>
+      </w:pPr>
+      <w:r>
+        <w:rPr>
+          <w:rFonts w:hint="eastAsia"/>
+        </w:rPr>
+        <w:t xml:space="preserve">ダメージ＝純粋ダメージ </w:t>
+      </w:r>
+      <w:r>
+        <w:t>- 防御力</w:t>
+      </w:r>
+      <w:r>
+        <w:rPr>
+          <w:rFonts w:hint="eastAsia"/>
+        </w:rPr>
+        <w:t>＊定数</w:t>
+      </w:r>
+    </w:p>
+    <w:p>
+      <w:pPr>
+        <w:ind w:leftChars="400" w:left="840"/>
+      </w:pPr>
+      <w:r>
+        <w:rPr>
+          <w:rFonts w:hint="eastAsia"/>
+        </w:rPr>
+        <w:t>会心ダメージ＝ダメージ＊（会心補正（会心率によって増加）＋武器会心補正　(会心失敗時は1)</w:t>
+      </w:r>
+    </w:p>
+    <w:p>
+      <w:pPr>
+        <w:ind w:leftChars="400" w:left="840"/>
+      </w:pPr>
+      <w:r>
+        <w:rPr>
+          <w:rFonts w:hint="eastAsia"/>
+        </w:rPr>
+        <w:t>属性ダメージ = 会心ダメージ＊属性補正</w:t>
+      </w:r>
+    </w:p>
+    <w:p>
+      <w:pPr>
+        <w:ind w:leftChars="400" w:left="840"/>
+      </w:pPr>
+      <w:r>
+        <w:rPr>
+          <w:rFonts w:hint="eastAsia"/>
+        </w:rPr>
+        <w:t>最終ダメージ = 属性ダメージ＊乱数</w:t>
+      </w:r>
+    </w:p>
+    <w:p>
+      <w:r>
+        <w:rPr>
+          <w:rFonts w:hint="eastAsia"/>
+        </w:rPr>
+        <w:t>・特殊な計算がある場合はそちらを優先。</w:t>
       </w:r>
     </w:p>
     <w:p>
@@ -283,99 +397,96 @@
           <w:b/>
           <w:bCs/>
         </w:rPr>
-        <w:t>■ ダメージ計算（暫定）</w:t>
-      </w:r>
-    </w:p>
-    <w:p>
-      <w:r>
-        <w:rPr>
-          <w:rFonts w:hint="eastAsia"/>
-        </w:rPr>
-        <w:t>・基本計算</w:t>
-      </w:r>
-    </w:p>
-    <w:p>
-      <w:pPr>
-        <w:ind w:leftChars="400" w:left="840"/>
-      </w:pPr>
-      <w:r>
-        <w:rPr>
-          <w:rFonts w:hint="eastAsia"/>
-        </w:rPr>
-        <w:t>純粋</w:t>
-      </w:r>
-      <w:r>
-        <w:t xml:space="preserve">ダメージ = </w:t>
-      </w:r>
-      <w:r>
-        <w:rPr>
-          <w:rFonts w:hint="eastAsia"/>
-        </w:rPr>
-        <w:t>（キャラ攻撃力＋武器攻撃力）</w:t>
-      </w:r>
-      <w:r>
-        <w:t xml:space="preserve"> × 技係数</w:t>
-      </w:r>
-    </w:p>
-    <w:p>
-      <w:pPr>
-        <w:ind w:leftChars="400" w:left="840"/>
-      </w:pPr>
-      <w:r>
-        <w:rPr>
-          <w:rFonts w:hint="eastAsia"/>
-        </w:rPr>
-        <w:t xml:space="preserve">ダメージ＝純粋ダメージ </w:t>
-      </w:r>
-      <w:r>
-        <w:t>- 防御力</w:t>
-      </w:r>
-      <w:r>
-        <w:rPr>
-          <w:rFonts w:hint="eastAsia"/>
-        </w:rPr>
-        <w:t>＊定数</w:t>
-      </w:r>
-    </w:p>
-    <w:p>
-      <w:pPr>
-        <w:ind w:leftChars="400" w:left="840"/>
-      </w:pPr>
-      <w:r>
-        <w:rPr>
-          <w:rFonts w:hint="eastAsia"/>
-        </w:rPr>
-        <w:t>会心ダメージ＝ダメージ＊（会心補正（会心率によって増加）＋武器会心補正　(会心失敗時は1)</w:t>
-      </w:r>
-    </w:p>
-    <w:p>
-      <w:pPr>
-        <w:ind w:leftChars="400" w:left="840"/>
-      </w:pPr>
-      <w:r>
-        <w:rPr>
-          <w:rFonts w:hint="eastAsia"/>
-        </w:rPr>
-        <w:t>属性ダメージ = 会心ダメージ＊属性補正</w:t>
-      </w:r>
-    </w:p>
-    <w:p>
-      <w:pPr>
-        <w:ind w:leftChars="400" w:left="840"/>
-      </w:pPr>
-      <w:r>
-        <w:rPr>
-          <w:rFonts w:hint="eastAsia"/>
-        </w:rPr>
-        <w:t>最終ダメージ = 属性ダメージ＊乱数</w:t>
-      </w:r>
-    </w:p>
-    <w:p>
-      <w:r>
-        <w:rPr>
-          <w:rFonts w:hint="eastAsia"/>
-        </w:rPr>
-        <w:t>・特殊な計算がある場合はそちらを優先。</w:t>
+        <w:lastRenderedPageBreak/>
+        <w:t>■ ステータス</w:t>
+      </w:r>
+    </w:p>
+    <w:p>
+      <w:pPr>
+        <w:numPr>
+          <w:ilvl w:val="0"/>
+          <w:numId w:val="8"/>
+        </w:numPr>
+      </w:pPr>
+      <w:r>
+        <w:t xml:space="preserve">HP </w:t>
+      </w:r>
+    </w:p>
+    <w:p>
+      <w:pPr>
+        <w:numPr>
+          <w:ilvl w:val="0"/>
+          <w:numId w:val="8"/>
+        </w:numPr>
+      </w:pPr>
+      <w:r>
+        <w:t xml:space="preserve">攻撃力 </w:t>
+      </w:r>
+    </w:p>
+    <w:p>
+      <w:pPr>
+        <w:numPr>
+          <w:ilvl w:val="0"/>
+          <w:numId w:val="8"/>
+        </w:numPr>
+      </w:pPr>
+      <w:r>
+        <w:t xml:space="preserve">防御力 </w:t>
+      </w:r>
+    </w:p>
+    <w:p>
+      <w:pPr>
+        <w:numPr>
+          <w:ilvl w:val="0"/>
+          <w:numId w:val="8"/>
+        </w:numPr>
+      </w:pPr>
+      <w:r>
+        <w:t xml:space="preserve">SP上限（時間回復） </w:t>
+      </w:r>
+    </w:p>
+    <w:p>
+      <w:pPr>
+        <w:numPr>
+          <w:ilvl w:val="0"/>
+          <w:numId w:val="8"/>
+        </w:numPr>
+      </w:pPr>
+      <w:r>
+        <w:t xml:space="preserve">会心率（内部処理） </w:t>
+      </w:r>
+    </w:p>
+    <w:p>
+      <w:pPr>
+        <w:numPr>
+          <w:ilvl w:val="0"/>
+          <w:numId w:val="8"/>
+        </w:numPr>
+      </w:pPr>
+      <w:r>
+        <w:rPr>
+          <w:rFonts w:hint="eastAsia"/>
+        </w:rPr>
+        <w:t>最大移動速度（内部処理）</w:t>
+      </w:r>
+    </w:p>
+    <w:p>
+      <w:pPr>
+        <w:numPr>
+          <w:ilvl w:val="0"/>
+          <w:numId w:val="8"/>
+        </w:numPr>
+      </w:pPr>
+      <w:r>
+        <w:rPr>
+          <w:rFonts w:hint="eastAsia"/>
+        </w:rPr>
+        <w:t>運（内部処理）</w:t>
+      </w:r>
+    </w:p>
+    <w:p>
+      <w:r>
+        <w:t>※移動速度は共通</w:t>
       </w:r>
     </w:p>
     <w:p>
@@ -390,155 +501,143 @@
           <w:b/>
           <w:bCs/>
         </w:rPr>
-        <w:t>■ ステータス</w:t>
-      </w:r>
-    </w:p>
-    <w:p>
-      <w:pPr>
-        <w:numPr>
-          <w:ilvl w:val="0"/>
-          <w:numId w:val="8"/>
-        </w:numPr>
-      </w:pPr>
-      <w:r>
-        <w:t xml:space="preserve">HP </w:t>
-      </w:r>
-    </w:p>
-    <w:p>
-      <w:pPr>
-        <w:numPr>
-          <w:ilvl w:val="0"/>
-          <w:numId w:val="8"/>
-        </w:numPr>
-      </w:pPr>
-      <w:r>
-        <w:t xml:space="preserve">攻撃力 </w:t>
-      </w:r>
-    </w:p>
-    <w:p>
-      <w:pPr>
-        <w:numPr>
-          <w:ilvl w:val="0"/>
-          <w:numId w:val="8"/>
-        </w:numPr>
-      </w:pPr>
-      <w:r>
-        <w:t xml:space="preserve">防御力 </w:t>
-      </w:r>
-    </w:p>
-    <w:p>
-      <w:pPr>
-        <w:numPr>
-          <w:ilvl w:val="0"/>
-          <w:numId w:val="8"/>
-        </w:numPr>
-      </w:pPr>
-      <w:r>
-        <w:t xml:space="preserve">SP上限（時間回復） </w:t>
-      </w:r>
-    </w:p>
-    <w:p>
-      <w:pPr>
-        <w:numPr>
-          <w:ilvl w:val="0"/>
-          <w:numId w:val="8"/>
-        </w:numPr>
-      </w:pPr>
-      <w:r>
-        <w:lastRenderedPageBreak/>
-        <w:t xml:space="preserve">会心率（内部処理） </w:t>
-      </w:r>
-    </w:p>
-    <w:p>
-      <w:pPr>
-        <w:numPr>
-          <w:ilvl w:val="0"/>
-          <w:numId w:val="8"/>
-        </w:numPr>
-      </w:pPr>
-      <w:r>
-        <w:rPr>
-          <w:rFonts w:hint="eastAsia"/>
-        </w:rPr>
-        <w:t>最大移動速度（内部処理）</w:t>
-      </w:r>
-    </w:p>
-    <w:p>
-      <w:pPr>
-        <w:numPr>
-          <w:ilvl w:val="0"/>
-          <w:numId w:val="8"/>
-        </w:numPr>
-      </w:pPr>
-      <w:r>
-        <w:rPr>
-          <w:rFonts w:hint="eastAsia"/>
-        </w:rPr>
-        <w:t>運（内部処理）</w:t>
-      </w:r>
-    </w:p>
-    <w:p>
-      <w:r>
-        <w:t>※移動速度は共通</w:t>
-      </w:r>
-    </w:p>
-    <w:p>
-      <w:pPr>
+        <w:t>■ 属性システム</w:t>
+      </w:r>
+    </w:p>
+    <w:p>
+      <w:pPr>
+        <w:numPr>
+          <w:ilvl w:val="0"/>
+          <w:numId w:val="9"/>
+        </w:numPr>
+      </w:pPr>
+      <w:r>
+        <w:t xml:space="preserve">火 / 風 / 水 / 土 / 無 </w:t>
+      </w:r>
+    </w:p>
+    <w:p>
+      <w:pPr>
+        <w:numPr>
+          <w:ilvl w:val="0"/>
+          <w:numId w:val="9"/>
+        </w:numPr>
         <w:rPr>
           <w:b/>
           <w:bCs/>
         </w:rPr>
       </w:pPr>
       <w:r>
+        <w:t>相性有り</w:t>
+      </w:r>
+    </w:p>
+    <w:p>
+      <w:pPr>
+        <w:numPr>
+          <w:ilvl w:val="1"/>
+          <w:numId w:val="9"/>
+        </w:numPr>
         <w:rPr>
           <w:b/>
           <w:bCs/>
         </w:rPr>
-        <w:t>■ 属性システム</w:t>
-      </w:r>
-    </w:p>
-    <w:p>
-      <w:pPr>
-        <w:numPr>
-          <w:ilvl w:val="0"/>
-          <w:numId w:val="9"/>
-        </w:numPr>
-      </w:pPr>
-      <w:r>
-        <w:t xml:space="preserve">火 / 風 / 水 / 土 / 無 </w:t>
-      </w:r>
-    </w:p>
-    <w:p>
-      <w:pPr>
-        <w:numPr>
-          <w:ilvl w:val="0"/>
-          <w:numId w:val="9"/>
-        </w:numPr>
+      </w:pPr>
+      <w:r>
+        <w:rPr>
+          <w:rFonts w:hint="eastAsia"/>
+        </w:rPr>
+        <w:t>4属性が一周する。</w:t>
+      </w:r>
+    </w:p>
+    <w:p>
+      <w:pPr>
         <w:rPr>
           <w:b/>
           <w:bCs/>
         </w:rPr>
       </w:pPr>
       <w:r>
-        <w:t>相性有り</w:t>
-      </w:r>
-    </w:p>
-    <w:p>
-      <w:pPr>
-        <w:numPr>
-          <w:ilvl w:val="1"/>
-          <w:numId w:val="9"/>
-        </w:numPr>
         <w:rPr>
           <w:b/>
           <w:bCs/>
         </w:rPr>
-      </w:pPr>
-      <w:r>
-        <w:rPr>
-          <w:rFonts w:hint="eastAsia"/>
-        </w:rPr>
-        <w:t>4属性が一周する。</w:t>
+        <w:t>■ 武器システム</w:t>
+      </w:r>
+    </w:p>
+    <w:p>
+      <w:pPr>
+        <w:numPr>
+          <w:ilvl w:val="0"/>
+          <w:numId w:val="10"/>
+        </w:numPr>
+      </w:pPr>
+      <w:r>
+        <w:t xml:space="preserve">片手剣 / 両手剣 / 両手ブレスレット </w:t>
+      </w:r>
+    </w:p>
+    <w:p>
+      <w:pPr>
+        <w:numPr>
+          <w:ilvl w:val="0"/>
+          <w:numId w:val="10"/>
+        </w:numPr>
+      </w:pPr>
+      <w:r>
+        <w:t xml:space="preserve">武器固有効果： </w:t>
+      </w:r>
+    </w:p>
+    <w:p>
+      <w:pPr>
+        <w:numPr>
+          <w:ilvl w:val="1"/>
+          <w:numId w:val="10"/>
+        </w:numPr>
+      </w:pPr>
+      <w:r>
+        <w:t xml:space="preserve">SP消費減少 </w:t>
+      </w:r>
+    </w:p>
+    <w:p>
+      <w:pPr>
+        <w:numPr>
+          <w:ilvl w:val="1"/>
+          <w:numId w:val="10"/>
+        </w:numPr>
+      </w:pPr>
+      <w:r>
+        <w:t xml:space="preserve">ダメージ強化 </w:t>
+      </w:r>
+    </w:p>
+    <w:p>
+      <w:pPr>
+        <w:numPr>
+          <w:ilvl w:val="1"/>
+          <w:numId w:val="10"/>
+        </w:numPr>
+      </w:pPr>
+      <w:r>
+        <w:t xml:space="preserve">リジェネ等 </w:t>
+      </w:r>
+    </w:p>
+    <w:p>
+      <w:pPr>
+        <w:numPr>
+          <w:ilvl w:val="0"/>
+          <w:numId w:val="10"/>
+        </w:numPr>
+      </w:pPr>
+      <w:r>
+        <w:t xml:space="preserve">強化素材はサブ効果付与 </w:t>
+      </w:r>
+    </w:p>
+    <w:p>
+      <w:pPr>
+        <w:numPr>
+          <w:ilvl w:val="0"/>
+          <w:numId w:val="10"/>
+        </w:numPr>
+      </w:pPr>
+      <w:r>
+        <w:t xml:space="preserve">武器乗り換え主体（厳選ゲーム化しない） </w:t>
       </w:r>
     </w:p>
     <w:p>
@@ -553,7 +652,15 @@
           <w:b/>
           <w:bCs/>
         </w:rPr>
-        <w:t>■ 武器システム</w:t>
+        <w:t xml:space="preserve">■ </w:t>
+      </w:r>
+      <w:r>
+        <w:rPr>
+          <w:rFonts w:hint="eastAsia"/>
+          <w:b/>
+          <w:bCs/>
+        </w:rPr>
+        <w:t>武器データ構造</w:t>
       </w:r>
     </w:p>
     <w:p>
@@ -564,7 +671,10 @@
         </w:numPr>
       </w:pPr>
       <w:r>
-        <w:t xml:space="preserve">片手剣 / 両手剣 / 両手ブレスレット </w:t>
+        <w:rPr>
+          <w:rFonts w:hint="eastAsia"/>
+        </w:rPr>
+        <w:t>武器種</w:t>
       </w:r>
     </w:p>
     <w:p>
@@ -575,7 +685,7 @@
         </w:numPr>
       </w:pPr>
       <w:r>
-        <w:t xml:space="preserve">武器固有効果： </w:t>
+        <w:t>ステータス</w:t>
       </w:r>
     </w:p>
     <w:p>
@@ -586,7 +696,10 @@
         </w:numPr>
       </w:pPr>
       <w:r>
-        <w:t xml:space="preserve">SP消費減少 </w:t>
+        <w:rPr>
+          <w:rFonts w:hint="eastAsia"/>
+        </w:rPr>
+        <w:t>HP</w:t>
       </w:r>
     </w:p>
     <w:p>
@@ -597,7 +710,10 @@
         </w:numPr>
       </w:pPr>
       <w:r>
-        <w:t xml:space="preserve">ダメージ強化 </w:t>
+        <w:rPr>
+          <w:rFonts w:hint="eastAsia"/>
+        </w:rPr>
+        <w:t>攻撃</w:t>
       </w:r>
     </w:p>
     <w:p>
@@ -608,29 +724,66 @@
         </w:numPr>
       </w:pPr>
       <w:r>
-        <w:t xml:space="preserve">リジェネ等 </w:t>
-      </w:r>
-    </w:p>
-    <w:p>
-      <w:pPr>
-        <w:numPr>
-          <w:ilvl w:val="0"/>
+        <w:rPr>
+          <w:rFonts w:hint="eastAsia"/>
+        </w:rPr>
+        <w:t>防御</w:t>
+      </w:r>
+    </w:p>
+    <w:p>
+      <w:pPr>
+        <w:numPr>
+          <w:ilvl w:val="1"/>
           <w:numId w:val="10"/>
         </w:numPr>
       </w:pPr>
       <w:r>
-        <w:t xml:space="preserve">強化素材はサブ効果付与 </w:t>
-      </w:r>
-    </w:p>
-    <w:p>
-      <w:pPr>
-        <w:numPr>
-          <w:ilvl w:val="0"/>
+        <w:rPr>
+          <w:rFonts w:hint="eastAsia"/>
+        </w:rPr>
+        <w:t>相性倍率</w:t>
+      </w:r>
+    </w:p>
+    <w:p>
+      <w:pPr>
+        <w:numPr>
+          <w:ilvl w:val="1"/>
           <w:numId w:val="10"/>
         </w:numPr>
       </w:pPr>
       <w:r>
-        <w:t xml:space="preserve">武器乗り換え主体（厳選ゲーム化しない） </w:t>
+        <w:rPr>
+          <w:rFonts w:hint="eastAsia"/>
+        </w:rPr>
+        <w:t>会心率</w:t>
+      </w:r>
+    </w:p>
+    <w:p>
+      <w:pPr>
+        <w:numPr>
+          <w:ilvl w:val="1"/>
+          <w:numId w:val="10"/>
+        </w:numPr>
+      </w:pPr>
+      <w:r>
+        <w:rPr>
+          <w:rFonts w:hint="eastAsia"/>
+        </w:rPr>
+        <w:t>SP上限（いらないなら0にする）</w:t>
+      </w:r>
+    </w:p>
+    <w:p>
+      <w:pPr>
+        <w:numPr>
+          <w:ilvl w:val="1"/>
+          <w:numId w:val="10"/>
+        </w:numPr>
+      </w:pPr>
+      <w:r>
+        <w:rPr>
+          <w:rFonts w:hint="eastAsia"/>
+        </w:rPr>
+        <w:t>SP回復速度（保留）</w:t>
       </w:r>
     </w:p>
     <w:p>
@@ -645,153 +798,63 @@
           <w:b/>
           <w:bCs/>
         </w:rPr>
-        <w:t xml:space="preserve">■ </w:t>
-      </w:r>
-      <w:r>
-        <w:rPr>
-          <w:rFonts w:hint="eastAsia"/>
+        <w:t>■ 消費アイテム</w:t>
+      </w:r>
+    </w:p>
+    <w:p>
+      <w:pPr>
+        <w:numPr>
+          <w:ilvl w:val="0"/>
+          <w:numId w:val="11"/>
+        </w:numPr>
+      </w:pPr>
+      <w:r>
+        <w:t xml:space="preserve">回復系・火力補助 </w:t>
+      </w:r>
+    </w:p>
+    <w:p>
+      <w:pPr>
+        <w:numPr>
+          <w:ilvl w:val="0"/>
+          <w:numId w:val="11"/>
+        </w:numPr>
+      </w:pPr>
+      <w:r>
+        <w:t xml:space="preserve">店で安価購入可能 </w:t>
+      </w:r>
+    </w:p>
+    <w:p>
+      <w:pPr>
+        <w:numPr>
+          <w:ilvl w:val="0"/>
+          <w:numId w:val="11"/>
+        </w:numPr>
+      </w:pPr>
+      <w:r>
+        <w:t xml:space="preserve">SP回復アイテムは導入しない方針 </w:t>
+      </w:r>
+    </w:p>
+    <w:p>
+      <w:pPr>
+        <w:rPr>
           <w:b/>
           <w:bCs/>
         </w:rPr>
-        <w:t>武器データ構造</w:t>
-      </w:r>
-    </w:p>
-    <w:p>
-      <w:pPr>
-        <w:numPr>
-          <w:ilvl w:val="0"/>
-          <w:numId w:val="10"/>
-        </w:numPr>
-      </w:pPr>
-      <w:r>
-        <w:rPr>
-          <w:rFonts w:hint="eastAsia"/>
-        </w:rPr>
-        <w:t>武器種</w:t>
-      </w:r>
-    </w:p>
-    <w:p>
-      <w:pPr>
-        <w:numPr>
-          <w:ilvl w:val="0"/>
-          <w:numId w:val="10"/>
-        </w:numPr>
-      </w:pPr>
-      <w:r>
-        <w:t>ステータス</w:t>
-      </w:r>
-    </w:p>
-    <w:p>
-      <w:pPr>
-        <w:numPr>
-          <w:ilvl w:val="1"/>
-          <w:numId w:val="10"/>
-        </w:numPr>
-      </w:pPr>
-      <w:r>
-        <w:rPr>
-          <w:rFonts w:hint="eastAsia"/>
-        </w:rPr>
-        <w:t>HP</w:t>
-      </w:r>
-    </w:p>
-    <w:p>
-      <w:pPr>
-        <w:numPr>
-          <w:ilvl w:val="1"/>
-          <w:numId w:val="10"/>
-        </w:numPr>
-      </w:pPr>
-      <w:r>
-        <w:rPr>
-          <w:rFonts w:hint="eastAsia"/>
-        </w:rPr>
-        <w:t>攻撃</w:t>
-      </w:r>
-    </w:p>
-    <w:p>
-      <w:pPr>
-        <w:numPr>
-          <w:ilvl w:val="1"/>
-          <w:numId w:val="10"/>
-        </w:numPr>
-      </w:pPr>
-      <w:r>
-        <w:rPr>
-          <w:rFonts w:hint="eastAsia"/>
-        </w:rPr>
-        <w:t>防御</w:t>
-      </w:r>
-    </w:p>
-    <w:p>
-      <w:pPr>
-        <w:numPr>
-          <w:ilvl w:val="1"/>
-          <w:numId w:val="10"/>
-        </w:numPr>
-      </w:pPr>
-      <w:r>
-        <w:rPr>
-          <w:rFonts w:hint="eastAsia"/>
-        </w:rPr>
-        <w:t>相性倍率</w:t>
-      </w:r>
-    </w:p>
-    <w:p>
-      <w:pPr>
-        <w:numPr>
-          <w:ilvl w:val="1"/>
-          <w:numId w:val="10"/>
-        </w:numPr>
-      </w:pPr>
-      <w:r>
-        <w:rPr>
-          <w:rFonts w:hint="eastAsia"/>
-        </w:rPr>
-        <w:t>会心率</w:t>
-      </w:r>
-    </w:p>
-    <w:p>
-      <w:pPr>
-        <w:numPr>
-          <w:ilvl w:val="1"/>
-          <w:numId w:val="10"/>
-        </w:numPr>
-      </w:pPr>
-      <w:r>
-        <w:rPr>
-          <w:rFonts w:hint="eastAsia"/>
-        </w:rPr>
-        <w:t>SP上限（いらないなら0にする）</w:t>
-      </w:r>
-    </w:p>
-    <w:p>
-      <w:pPr>
-        <w:numPr>
-          <w:ilvl w:val="1"/>
-          <w:numId w:val="10"/>
-        </w:numPr>
-      </w:pPr>
-      <w:r>
-        <w:rPr>
-          <w:rFonts w:hint="eastAsia"/>
-        </w:rPr>
-        <w:t>SP回復速度（保留）</w:t>
-      </w:r>
-    </w:p>
-    <w:p>
-      <w:pPr>
+      </w:pPr>
+      <w:r>
         <w:rPr>
           <w:b/>
           <w:bCs/>
         </w:rPr>
-      </w:pPr>
-      <w:r>
-        <w:rPr>
+        <w:t xml:space="preserve">■ </w:t>
+      </w:r>
+      <w:r>
+        <w:rPr>
+          <w:rFonts w:hint="eastAsia"/>
           <w:b/>
           <w:bCs/>
         </w:rPr>
-        <w:t>■ 消費アイテム</w:t>
+        <w:t>カメラ</w:t>
       </w:r>
     </w:p>
     <w:p>
@@ -802,65 +865,10 @@
         </w:numPr>
       </w:pPr>
       <w:r>
-        <w:t xml:space="preserve">回復系・火力補助 </w:t>
-      </w:r>
-    </w:p>
-    <w:p>
-      <w:pPr>
-        <w:numPr>
-          <w:ilvl w:val="0"/>
-          <w:numId w:val="11"/>
-        </w:numPr>
-      </w:pPr>
-      <w:r>
-        <w:t xml:space="preserve">店で安価購入可能 </w:t>
-      </w:r>
-    </w:p>
-    <w:p>
-      <w:pPr>
-        <w:numPr>
-          <w:ilvl w:val="0"/>
-          <w:numId w:val="11"/>
-        </w:numPr>
-      </w:pPr>
-      <w:r>
-        <w:t xml:space="preserve">SP回復アイテムは導入しない方針 </w:t>
-      </w:r>
-    </w:p>
-    <w:p>
-      <w:pPr>
-        <w:rPr>
-          <w:b/>
-          <w:bCs/>
-        </w:rPr>
-      </w:pPr>
-      <w:r>
-        <w:rPr>
-          <w:b/>
-          <w:bCs/>
-        </w:rPr>
-        <w:t xml:space="preserve">■ </w:t>
-      </w:r>
-      <w:r>
-        <w:rPr>
-          <w:rFonts w:hint="eastAsia"/>
-          <w:b/>
-          <w:bCs/>
-        </w:rPr>
-        <w:t>カメラ</w:t>
-      </w:r>
-    </w:p>
-    <w:p>
-      <w:pPr>
-        <w:numPr>
-          <w:ilvl w:val="0"/>
-          <w:numId w:val="11"/>
-        </w:numPr>
-      </w:pPr>
-      <w:r>
-        <w:rPr>
-          <w:rFonts w:hint="eastAsia"/>
-        </w:rPr>
+        <w:rPr>
+          <w:rFonts w:hint="eastAsia"/>
+        </w:rPr>
+        <w:lastRenderedPageBreak/>
         <w:t>マウス操作</w:t>
       </w:r>
     </w:p>
@@ -906,7 +914,6 @@
     </w:p>
     <w:p>
       <w:r>
-        <w:lastRenderedPageBreak/>
         <w:t>海に囲まれた大陸</w:t>
       </w:r>
       <w:r>
@@ -1275,6 +1282,7 @@
         </w:numPr>
       </w:pPr>
       <w:r>
+        <w:lastRenderedPageBreak/>
         <w:t xml:space="preserve">マップデータ破壊演出 </w:t>
       </w:r>
     </w:p>
@@ -1336,7 +1344,6 @@
         </w:numPr>
       </w:pPr>
       <w:r>
-        <w:lastRenderedPageBreak/>
         <w:t xml:space="preserve">武器：片手剣 </w:t>
       </w:r>
     </w:p>
@@ -1714,6 +1721,7 @@
         </w:numPr>
       </w:pPr>
       <w:r>
+        <w:lastRenderedPageBreak/>
         <w:t xml:space="preserve">回避行動（無敵時間処理） </w:t>
       </w:r>
     </w:p>
@@ -1734,57 +1742,7 @@
     </w:p>
     <w:p>
       <w:pPr>
-        <w:numPr>
-          <w:ilvl w:val="0"/>
-          <w:numId w:val="22"/>
-        </w:numPr>
-      </w:pPr>
-      <w:r>
-        <w:rPr>
-          <w:rFonts w:hint="eastAsia"/>
-        </w:rPr>
-        <w:t>アイテム実装</w:t>
-      </w:r>
-    </w:p>
-    <w:p>
-      <w:pPr>
-        <w:numPr>
-          <w:ilvl w:val="0"/>
-          <w:numId w:val="22"/>
-        </w:numPr>
-      </w:pPr>
-      <w:r>
-        <w:rPr>
-          <w:rFonts w:hint="eastAsia"/>
-        </w:rPr>
-        <w:t>インベントリ</w:t>
-      </w:r>
-    </w:p>
-    <w:p>
-      <w:pPr>
-        <w:numPr>
-          <w:ilvl w:val="0"/>
-          <w:numId w:val="22"/>
-        </w:numPr>
-      </w:pPr>
-      <w:r>
-        <w:t>アイテム使用処理</w:t>
-      </w:r>
-    </w:p>
-    <w:p>
-      <w:pPr>
-        <w:numPr>
-          <w:ilvl w:val="0"/>
-          <w:numId w:val="22"/>
-        </w:numPr>
-      </w:pPr>
-      <w:r>
-        <w:lastRenderedPageBreak/>
-        <w:t xml:space="preserve">技スロット管理 </w:t>
-      </w:r>
-    </w:p>
-    <w:p>
-      <w:pPr>
+        <w:pStyle w:val="a9"/>
         <w:numPr>
           <w:ilvl w:val="1"/>
           <w:numId w:val="22"/>
@@ -1794,22 +1752,12 @@
         <w:rPr>
           <w:rFonts w:hint="eastAsia"/>
         </w:rPr>
-        <w:t>技使用</w:t>
-      </w:r>
-    </w:p>
-    <w:p>
-      <w:pPr>
-        <w:numPr>
-          <w:ilvl w:val="0"/>
-          <w:numId w:val="22"/>
-        </w:numPr>
-      </w:pPr>
-      <w:r>
-        <w:t xml:space="preserve">武器データ構造設計 </w:t>
-      </w:r>
-    </w:p>
-    <w:p>
-      <w:pPr>
+        <w:t>クールタイム</w:t>
+      </w:r>
+    </w:p>
+    <w:p>
+      <w:pPr>
+        <w:pStyle w:val="a9"/>
         <w:numPr>
           <w:ilvl w:val="1"/>
           <w:numId w:val="22"/>
@@ -1819,30 +1767,22 @@
         <w:rPr>
           <w:rFonts w:hint="eastAsia"/>
         </w:rPr>
-        <w:t>武器効果の表示、</w:t>
-      </w:r>
-      <w:r>
-        <w:rPr>
-          <w:rFonts w:hint="eastAsia"/>
-        </w:rPr>
-        <w:t>上に</w:t>
-      </w:r>
-      <w:r>
-        <w:rPr>
-          <w:rFonts w:hint="eastAsia"/>
-        </w:rPr>
-        <w:t>詰める？</w:t>
-      </w:r>
-    </w:p>
-    <w:p>
-      <w:pPr>
-        <w:numPr>
-          <w:ilvl w:val="0"/>
+        <w:t>モーション再生</w:t>
+      </w:r>
+    </w:p>
+    <w:p>
+      <w:pPr>
+        <w:pStyle w:val="a9"/>
+        <w:numPr>
+          <w:ilvl w:val="2"/>
           <w:numId w:val="22"/>
         </w:numPr>
       </w:pPr>
       <w:r>
-        <w:t xml:space="preserve">武器効果適用処理  </w:t>
+        <w:rPr>
+          <w:rFonts w:hint="eastAsia"/>
+        </w:rPr>
+        <w:t>モーション中は入力を受け付けない</w:t>
       </w:r>
     </w:p>
     <w:p>
@@ -1856,7 +1796,43 @@
         <w:rPr>
           <w:rFonts w:hint="eastAsia"/>
         </w:rPr>
-        <w:t>シナリオ管理</w:t>
+        <w:t>アイテム実装</w:t>
+      </w:r>
+    </w:p>
+    <w:p>
+      <w:pPr>
+        <w:numPr>
+          <w:ilvl w:val="0"/>
+          <w:numId w:val="22"/>
+        </w:numPr>
+      </w:pPr>
+      <w:r>
+        <w:rPr>
+          <w:rFonts w:hint="eastAsia"/>
+        </w:rPr>
+        <w:t>インベントリ</w:t>
+      </w:r>
+    </w:p>
+    <w:p>
+      <w:pPr>
+        <w:numPr>
+          <w:ilvl w:val="0"/>
+          <w:numId w:val="22"/>
+        </w:numPr>
+      </w:pPr>
+      <w:r>
+        <w:t>アイテム使用処理</w:t>
+      </w:r>
+    </w:p>
+    <w:p>
+      <w:pPr>
+        <w:numPr>
+          <w:ilvl w:val="0"/>
+          <w:numId w:val="22"/>
+        </w:numPr>
+      </w:pPr>
+      <w:r>
+        <w:t xml:space="preserve">技スロット管理 </w:t>
       </w:r>
     </w:p>
     <w:p>
@@ -1870,7 +1846,18 @@
         <w:rPr>
           <w:rFonts w:hint="eastAsia"/>
         </w:rPr>
-        <w:t>イベントが発生したらシナリオを呼び出す</w:t>
+        <w:t>技使用</w:t>
+      </w:r>
+    </w:p>
+    <w:p>
+      <w:pPr>
+        <w:numPr>
+          <w:ilvl w:val="0"/>
+          <w:numId w:val="22"/>
+        </w:numPr>
+      </w:pPr>
+      <w:r>
+        <w:t xml:space="preserve">武器データ構造設計 </w:t>
       </w:r>
     </w:p>
     <w:p>
@@ -1884,6 +1871,71 @@
         <w:rPr>
           <w:rFonts w:hint="eastAsia"/>
         </w:rPr>
+        <w:t>武器効果の表示、</w:t>
+      </w:r>
+      <w:r>
+        <w:rPr>
+          <w:rFonts w:hint="eastAsia"/>
+        </w:rPr>
+        <w:t>上に</w:t>
+      </w:r>
+      <w:r>
+        <w:rPr>
+          <w:rFonts w:hint="eastAsia"/>
+        </w:rPr>
+        <w:t>詰める？</w:t>
+      </w:r>
+    </w:p>
+    <w:p>
+      <w:pPr>
+        <w:numPr>
+          <w:ilvl w:val="0"/>
+          <w:numId w:val="22"/>
+        </w:numPr>
+      </w:pPr>
+      <w:r>
+        <w:t xml:space="preserve">武器効果適用処理  </w:t>
+      </w:r>
+    </w:p>
+    <w:p>
+      <w:pPr>
+        <w:numPr>
+          <w:ilvl w:val="0"/>
+          <w:numId w:val="22"/>
+        </w:numPr>
+      </w:pPr>
+      <w:r>
+        <w:rPr>
+          <w:rFonts w:hint="eastAsia"/>
+        </w:rPr>
+        <w:t>シナリオ管理</w:t>
+      </w:r>
+    </w:p>
+    <w:p>
+      <w:pPr>
+        <w:numPr>
+          <w:ilvl w:val="1"/>
+          <w:numId w:val="22"/>
+        </w:numPr>
+      </w:pPr>
+      <w:r>
+        <w:rPr>
+          <w:rFonts w:hint="eastAsia"/>
+        </w:rPr>
+        <w:t>イベントが発生したらシナリオを呼び出す</w:t>
+      </w:r>
+    </w:p>
+    <w:p>
+      <w:pPr>
+        <w:numPr>
+          <w:ilvl w:val="1"/>
+          <w:numId w:val="22"/>
+        </w:numPr>
+      </w:pPr>
+      <w:r>
+        <w:rPr>
+          <w:rFonts w:hint="eastAsia"/>
+        </w:rPr>
         <w:t>イベントは以下を想定</w:t>
       </w:r>
     </w:p>
@@ -1982,21 +2034,7 @@
         <w:rPr>
           <w:rFonts w:hint="eastAsia"/>
         </w:rPr>
-        <w:t>ボタンを複数表示(デザインに拘りなければ</w:t>
-      </w:r>
-      <w:proofErr w:type="spellStart"/>
-      <w:r>
-        <w:rPr>
-          <w:rFonts w:hint="eastAsia"/>
-        </w:rPr>
-        <w:t>LayoutGroup</w:t>
-      </w:r>
-      <w:proofErr w:type="spellEnd"/>
-      <w:r>
-        <w:rPr>
-          <w:rFonts w:hint="eastAsia"/>
-        </w:rPr>
-        <w:t>使う)</w:t>
+        <w:t>ボタンを複数表示(デザインに拘りなければLayoutGroup使う)</w:t>
       </w:r>
     </w:p>
     <w:p>
@@ -2010,21 +2048,7 @@
         <w:rPr>
           <w:rFonts w:hint="eastAsia"/>
         </w:rPr>
-        <w:t>スクロール（</w:t>
-      </w:r>
-      <w:proofErr w:type="spellStart"/>
-      <w:r>
-        <w:rPr>
-          <w:rFonts w:hint="eastAsia"/>
-        </w:rPr>
-        <w:t>ScrollView</w:t>
-      </w:r>
-      <w:proofErr w:type="spellEnd"/>
-      <w:r>
-        <w:rPr>
-          <w:rFonts w:hint="eastAsia"/>
-        </w:rPr>
-        <w:t>を使う？）</w:t>
+        <w:t>スクロール（ScrollViewを使う？）</w:t>
       </w:r>
     </w:p>
     <w:p>
@@ -2206,6 +2230,7 @@
         <w:rPr>
           <w:rFonts w:hint="eastAsia"/>
         </w:rPr>
+        <w:lastRenderedPageBreak/>
         <w:t>総合プレイヤーステータスの計算(Statusクラス)</w:t>
       </w:r>
     </w:p>
@@ -2215,9 +2240,6 @@
           <w:ilvl w:val="1"/>
           <w:numId w:val="22"/>
         </w:numPr>
-        <w:rPr>
-          <w:rFonts w:hint="eastAsia"/>
-        </w:rPr>
       </w:pPr>
       <w:r>
         <w:rPr>
@@ -2229,9 +2251,6 @@
     <w:p>
       <w:pPr>
         <w:ind w:left="1440"/>
-        <w:rPr>
-          <w:rFonts w:hint="eastAsia"/>
-        </w:rPr>
       </w:pPr>
       <w:r>
         <w:rPr>
@@ -2319,7 +2338,6 @@
         <w:rPr>
           <w:rFonts w:hint="eastAsia"/>
         </w:rPr>
-        <w:lastRenderedPageBreak/>
         <w:t>以下のボタン</w:t>
       </w:r>
     </w:p>

--- a/3DRPGゲーム仕様書.docx
+++ b/3DRPGゲーム仕様書.docx
@@ -21,15 +21,24 @@
     <w:p>
       <w:pPr>
         <w:pStyle w:val="a5"/>
-        <w:rPr>
-          <w:rFonts w:hint="eastAsia"/>
-        </w:rPr>
-      </w:pPr>
-      <w:r>
-        <w:rPr>
-          <w:rFonts w:hint="eastAsia"/>
-        </w:rPr>
-        <w:t>5/27更新</w:t>
+      </w:pPr>
+      <w:r>
+        <w:rPr>
+          <w:rFonts w:hint="eastAsia"/>
+        </w:rPr>
+        <w:t>5/2</w:t>
+      </w:r>
+      <w:r>
+        <w:rPr>
+          <w:rFonts w:hint="eastAsia"/>
+        </w:rPr>
+        <w:t>8</w:t>
+      </w:r>
+      <w:r>
+        <w:rPr>
+          <w:rFonts w:hint="eastAsia"/>
+        </w:rPr>
+        <w:t>更新</w:t>
       </w:r>
     </w:p>
     <w:p>
@@ -2222,7 +2231,7 @@
     <w:p>
       <w:pPr>
         <w:numPr>
-          <w:ilvl w:val="0"/>
+          <w:ilvl w:val="2"/>
           <w:numId w:val="22"/>
         </w:numPr>
       </w:pPr>
@@ -2231,7 +2240,107 @@
           <w:rFonts w:hint="eastAsia"/>
         </w:rPr>
         <w:lastRenderedPageBreak/>
-        <w:t>総合プレイヤーステータスの計算(Statusクラス)</w:t>
+        <w:t>ポップ処理</w:t>
+      </w:r>
+    </w:p>
+    <w:p>
+      <w:pPr>
+        <w:numPr>
+          <w:ilvl w:val="3"/>
+          <w:numId w:val="22"/>
+        </w:numPr>
+      </w:pPr>
+      <w:r>
+        <w:rPr>
+          <w:rFonts w:hint="eastAsia"/>
+        </w:rPr>
+        <w:t>指定座標に出現。</w:t>
+      </w:r>
+    </w:p>
+    <w:p>
+      <w:pPr>
+        <w:numPr>
+          <w:ilvl w:val="2"/>
+          <w:numId w:val="22"/>
+        </w:numPr>
+      </w:pPr>
+      <w:r>
+        <w:rPr>
+          <w:rFonts w:hint="eastAsia"/>
+        </w:rPr>
+        <w:t>やられ処理。</w:t>
+      </w:r>
+    </w:p>
+    <w:p>
+      <w:pPr>
+        <w:numPr>
+          <w:ilvl w:val="3"/>
+          <w:numId w:val="22"/>
+        </w:numPr>
+      </w:pPr>
+      <w:r>
+        <w:rPr>
+          <w:rFonts w:hint="eastAsia"/>
+        </w:rPr>
+        <w:t>アイテムドロップ：</w:t>
+      </w:r>
+      <w:r>
+        <w:rPr>
+          <w:rFonts w:hint="eastAsia"/>
+        </w:rPr>
+        <w:t>Inventoryクラスを参照しアイテムを追加</w:t>
+      </w:r>
+      <w:r>
+        <w:rPr>
+          <w:rFonts w:hint="eastAsia"/>
+        </w:rPr>
+        <w:t>。</w:t>
+      </w:r>
+    </w:p>
+    <w:p>
+      <w:pPr>
+        <w:numPr>
+          <w:ilvl w:val="3"/>
+          <w:numId w:val="22"/>
+        </w:numPr>
+      </w:pPr>
+      <w:r>
+        <w:rPr>
+          <w:rFonts w:hint="eastAsia"/>
+        </w:rPr>
+        <w:t>経験値</w:t>
+      </w:r>
+      <w:r>
+        <w:rPr>
+          <w:rFonts w:hint="eastAsia"/>
+        </w:rPr>
+        <w:t>：</w:t>
+      </w:r>
+      <w:r>
+        <w:rPr>
+          <w:rFonts w:hint="eastAsia"/>
+        </w:rPr>
+        <w:t>プレイヤーを参照し</w:t>
+      </w:r>
+      <w:r>
+        <w:rPr>
+          <w:rFonts w:hint="eastAsia"/>
+        </w:rPr>
+        <w:t>経験値を付与。</w:t>
+      </w:r>
+    </w:p>
+    <w:p>
+      <w:pPr>
+        <w:numPr>
+          <w:ilvl w:val="0"/>
+          <w:numId w:val="22"/>
+        </w:numPr>
+      </w:pPr>
+      <w:r>
+        <w:rPr>
+          <w:rFonts w:hint="eastAsia"/>
+        </w:rPr>
+        <w:t>プレイヤー</w:t>
       </w:r>
     </w:p>
     <w:p>
@@ -2245,24 +2354,13 @@
         <w:rPr>
           <w:rFonts w:hint="eastAsia"/>
         </w:rPr>
-        <w:t>プレイヤーを引数に指定。そのプレイヤーの基礎ステータス、装備、バフを総合したステータスを返す。</w:t>
-      </w:r>
-    </w:p>
-    <w:p>
-      <w:pPr>
-        <w:ind w:left="1440"/>
-      </w:pPr>
-      <w:r>
-        <w:rPr>
-          <w:rFonts w:hint="eastAsia"/>
-        </w:rPr>
-        <w:t>※バフは実装してから。</w:t>
-      </w:r>
-    </w:p>
-    <w:p>
-      <w:pPr>
-        <w:numPr>
-          <w:ilvl w:val="0"/>
+        <w:t>レベル</w:t>
+      </w:r>
+    </w:p>
+    <w:p>
+      <w:pPr>
+        <w:numPr>
+          <w:ilvl w:val="2"/>
           <w:numId w:val="22"/>
         </w:numPr>
       </w:pPr>
@@ -2270,7 +2368,21 @@
         <w:rPr>
           <w:rFonts w:hint="eastAsia"/>
         </w:rPr>
-        <w:t>メニュー（？）</w:t>
+        <w:t>レベルアップのための必要経験値の管理</w:t>
+      </w:r>
+    </w:p>
+    <w:p>
+      <w:pPr>
+        <w:numPr>
+          <w:ilvl w:val="2"/>
+          <w:numId w:val="22"/>
+        </w:numPr>
+      </w:pPr>
+      <w:r>
+        <w:rPr>
+          <w:rFonts w:hint="eastAsia"/>
+        </w:rPr>
+        <w:t>レベルアップ時のステータス強化</w:t>
       </w:r>
     </w:p>
     <w:p>
@@ -2284,7 +2396,49 @@
         <w:rPr>
           <w:rFonts w:hint="eastAsia"/>
         </w:rPr>
-        <w:t>インベントリとか、クエスト管理とかができるメニューを作りたい。</w:t>
+        <w:t>やられ処理</w:t>
+      </w:r>
+    </w:p>
+    <w:p>
+      <w:pPr>
+        <w:numPr>
+          <w:ilvl w:val="2"/>
+          <w:numId w:val="22"/>
+        </w:numPr>
+      </w:pPr>
+      <w:r>
+        <w:rPr>
+          <w:rFonts w:hint="eastAsia"/>
+        </w:rPr>
+        <w:t>キャラ交代とか？</w:t>
+      </w:r>
+    </w:p>
+    <w:p>
+      <w:pPr>
+        <w:numPr>
+          <w:ilvl w:val="2"/>
+          <w:numId w:val="22"/>
+        </w:numPr>
+      </w:pPr>
+      <w:r>
+        <w:rPr>
+          <w:rFonts w:hint="eastAsia"/>
+        </w:rPr>
+        <w:t>HP０のキャラは交代できないよう制限。これはプレイヤーマネージャーで監視</w:t>
+      </w:r>
+    </w:p>
+    <w:p>
+      <w:pPr>
+        <w:numPr>
+          <w:ilvl w:val="0"/>
+          <w:numId w:val="22"/>
+        </w:numPr>
+      </w:pPr>
+      <w:r>
+        <w:rPr>
+          <w:rFonts w:hint="eastAsia"/>
+        </w:rPr>
+        <w:t>ゲームオーバー</w:t>
       </w:r>
     </w:p>
     <w:p>
@@ -2298,7 +2452,7 @@
         <w:rPr>
           <w:rFonts w:hint="eastAsia"/>
         </w:rPr>
-        <w:t>現在欲しい機能は以下。</w:t>
+        <w:t>全キャラがHP０ならゲームオーバー。</w:t>
       </w:r>
     </w:p>
     <w:p>
@@ -2312,19 +2466,7 @@
         <w:rPr>
           <w:rFonts w:hint="eastAsia"/>
         </w:rPr>
-        <w:t>ボタン</w:t>
-      </w:r>
-      <w:r>
-        <w:rPr>
-          <w:rFonts w:hint="eastAsia"/>
-        </w:rPr>
-        <w:t>、ないしキー</w:t>
-      </w:r>
-      <w:r>
-        <w:rPr>
-          <w:rFonts w:hint="eastAsia"/>
-        </w:rPr>
-        <w:t>を押すとUIが表示される。</w:t>
+        <w:t>ダンジョン内なら入り口前に戻す？</w:t>
       </w:r>
     </w:p>
     <w:p>
@@ -2333,6 +2475,130 @@
           <w:ilvl w:val="2"/>
           <w:numId w:val="22"/>
         </w:numPr>
+        <w:rPr>
+          <w:rFonts w:hint="eastAsia"/>
+        </w:rPr>
+      </w:pPr>
+      <w:r>
+        <w:rPr>
+          <w:rFonts w:hint="eastAsia"/>
+        </w:rPr>
+        <w:t>ダンジョン外なら近くの村に移動？</w:t>
+      </w:r>
+    </w:p>
+    <w:p>
+      <w:pPr>
+        <w:numPr>
+          <w:ilvl w:val="0"/>
+          <w:numId w:val="22"/>
+        </w:numPr>
+      </w:pPr>
+      <w:r>
+        <w:rPr>
+          <w:rFonts w:hint="eastAsia"/>
+        </w:rPr>
+        <w:t>総合プレイヤーステータスの計算(Statusクラス)</w:t>
+      </w:r>
+    </w:p>
+    <w:p>
+      <w:pPr>
+        <w:numPr>
+          <w:ilvl w:val="1"/>
+          <w:numId w:val="22"/>
+        </w:numPr>
+      </w:pPr>
+      <w:r>
+        <w:rPr>
+          <w:rFonts w:hint="eastAsia"/>
+        </w:rPr>
+        <w:t>プレイヤーを引数に指定。そのプレイヤーの基礎ステータス、装備、バフを総合したステータスを返す。</w:t>
+      </w:r>
+    </w:p>
+    <w:p>
+      <w:pPr>
+        <w:ind w:left="1440"/>
+      </w:pPr>
+      <w:r>
+        <w:rPr>
+          <w:rFonts w:hint="eastAsia"/>
+        </w:rPr>
+        <w:t>※バフは実装してから。</w:t>
+      </w:r>
+    </w:p>
+    <w:p>
+      <w:pPr>
+        <w:numPr>
+          <w:ilvl w:val="0"/>
+          <w:numId w:val="22"/>
+        </w:numPr>
+      </w:pPr>
+      <w:r>
+        <w:rPr>
+          <w:rFonts w:hint="eastAsia"/>
+        </w:rPr>
+        <w:t>メニュー（？）</w:t>
+      </w:r>
+    </w:p>
+    <w:p>
+      <w:pPr>
+        <w:numPr>
+          <w:ilvl w:val="1"/>
+          <w:numId w:val="22"/>
+        </w:numPr>
+      </w:pPr>
+      <w:r>
+        <w:rPr>
+          <w:rFonts w:hint="eastAsia"/>
+        </w:rPr>
+        <w:t>インベントリとか、クエスト管理とかができるメニューを作りたい。</w:t>
+      </w:r>
+    </w:p>
+    <w:p>
+      <w:pPr>
+        <w:numPr>
+          <w:ilvl w:val="1"/>
+          <w:numId w:val="22"/>
+        </w:numPr>
+      </w:pPr>
+      <w:r>
+        <w:rPr>
+          <w:rFonts w:hint="eastAsia"/>
+        </w:rPr>
+        <w:t>現在欲しい機能は以下。</w:t>
+      </w:r>
+    </w:p>
+    <w:p>
+      <w:pPr>
+        <w:numPr>
+          <w:ilvl w:val="2"/>
+          <w:numId w:val="22"/>
+        </w:numPr>
+      </w:pPr>
+      <w:r>
+        <w:rPr>
+          <w:rFonts w:hint="eastAsia"/>
+        </w:rPr>
+        <w:t>ボタン</w:t>
+      </w:r>
+      <w:r>
+        <w:rPr>
+          <w:rFonts w:hint="eastAsia"/>
+        </w:rPr>
+        <w:t>、ないしキー</w:t>
+      </w:r>
+      <w:r>
+        <w:rPr>
+          <w:rFonts w:hint="eastAsia"/>
+        </w:rPr>
+        <w:t>を押すとUIが表示される。</w:t>
+      </w:r>
+    </w:p>
+    <w:p>
+      <w:pPr>
+        <w:numPr>
+          <w:ilvl w:val="2"/>
+          <w:numId w:val="22"/>
+        </w:numPr>
       </w:pPr>
       <w:r>
         <w:rPr>
@@ -2463,6 +2729,7 @@
         </w:numPr>
       </w:pPr>
       <w:r>
+        <w:lastRenderedPageBreak/>
         <w:t xml:space="preserve">報酬処理 </w:t>
       </w:r>
     </w:p>
